--- a/diagrams/Execution Cycle-net core.docx
+++ b/diagrams/Execution Cycle-net core.docx
@@ -233,7 +233,7 @@
           </mc:Choice>
           <mc:Fallback>
             <w:pict>
-              <v:shapetype w14:anchorId="120E9913" id="_x0000_t32" coordsize="21600,21600" o:spt="32" o:oned="t" path="m,l21600,21600e" filled="f">
+              <v:shapetype w14:anchorId="5FFA02F8" id="_x0000_t32" coordsize="21600,21600" o:spt="32" o:oned="t" path="m,l21600,21600e" filled="f">
                 <v:path arrowok="t" fillok="f" o:connecttype="none"/>
                 <o:lock v:ext="edit" shapetype="t"/>
               </v:shapetype>
@@ -303,7 +303,7 @@
           </mc:Choice>
           <mc:Fallback>
             <w:pict>
-              <v:shape w14:anchorId="1E7C7A1A" id="Straight Arrow Connector 25" o:spid="_x0000_s1026" type="#_x0000_t32" style="position:absolute;margin-left:155.65pt;margin-top:120.35pt;width:33.55pt;height:38.1pt;z-index:251685888;visibility:visible;mso-wrap-style:square;mso-wrap-distance-left:9pt;mso-wrap-distance-top:0;mso-wrap-distance-right:9pt;mso-wrap-distance-bottom:0;mso-position-horizontal:absolute;mso-position-horizontal-relative:text;mso-position-vertical:absolute;mso-position-vertical-relative:text" o:gfxdata="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" strokecolor="#4ea72e [3209]" strokeweight="1pt">
+              <v:shape w14:anchorId="7A7343E9" id="Straight Arrow Connector 25" o:spid="_x0000_s1026" type="#_x0000_t32" style="position:absolute;margin-left:155.65pt;margin-top:120.35pt;width:33.55pt;height:38.1pt;z-index:251685888;visibility:visible;mso-wrap-style:square;mso-wrap-distance-left:9pt;mso-wrap-distance-top:0;mso-wrap-distance-right:9pt;mso-wrap-distance-bottom:0;mso-position-horizontal:absolute;mso-position-horizontal-relative:text;mso-position-vertical:absolute;mso-position-vertical-relative:text" o:gfxdata="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" strokecolor="#4ea72e [3209]" strokeweight="1pt">
                 <v:stroke endarrow="block" joinstyle="miter"/>
               </v:shape>
             </w:pict>
@@ -607,7 +607,7 @@
           </mc:Choice>
           <mc:Fallback>
             <w:pict>
-              <v:shape w14:anchorId="2EB842A2" id="Straight Arrow Connector 22" o:spid="_x0000_s1026" type="#_x0000_t32" style="position:absolute;margin-left:155.3pt;margin-top:168.35pt;width:111.2pt;height:.35pt;z-index:251682816;visibility:visible;mso-wrap-style:square;mso-wrap-distance-left:9pt;mso-wrap-distance-top:0;mso-wrap-distance-right:9pt;mso-wrap-distance-bottom:0;mso-position-horizontal:absolute;mso-position-horizontal-relative:text;mso-position-vertical:absolute;mso-position-vertical-relative:text" o:gfxdata="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" strokecolor="#4ea72e [3209]" strokeweight="1pt">
+              <v:shape w14:anchorId="56E77B21" id="Straight Arrow Connector 22" o:spid="_x0000_s1026" type="#_x0000_t32" style="position:absolute;margin-left:155.3pt;margin-top:168.35pt;width:111.2pt;height:.35pt;z-index:251682816;visibility:visible;mso-wrap-style:square;mso-wrap-distance-left:9pt;mso-wrap-distance-top:0;mso-wrap-distance-right:9pt;mso-wrap-distance-bottom:0;mso-position-horizontal:absolute;mso-position-horizontal-relative:text;mso-position-vertical:absolute;mso-position-vertical-relative:text" o:gfxdata="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" strokecolor="#4ea72e [3209]" strokeweight="1pt">
                 <v:stroke endarrow="block" joinstyle="miter"/>
               </v:shape>
             </w:pict>
@@ -761,7 +761,7 @@
           </mc:Choice>
           <mc:Fallback>
             <w:pict>
-              <v:shape w14:anchorId="24238C8A" id="Straight Arrow Connector 19" o:spid="_x0000_s1026" type="#_x0000_t32" style="position:absolute;margin-left:145.4pt;margin-top:77.65pt;width:79.95pt;height:69.2pt;flip:x;z-index:251679744;visibility:visible;mso-wrap-style:square;mso-width-percent:0;mso-height-percent:0;mso-wrap-distance-left:9pt;mso-wrap-distance-top:0;mso-wrap-distance-right:9pt;mso-wrap-distance-bottom:0;mso-position-horizontal:absolute;mso-position-horizontal-relative:text;mso-position-vertical:absolute;mso-position-vertical-relative:text;mso-width-percent:0;mso-height-percent:0;mso-width-relative:margin;mso-height-relative:margin" o:gfxdata="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" strokecolor="#4ea72e [3209]" strokeweight="1pt">
+              <v:shape w14:anchorId="32D66226" id="Straight Arrow Connector 19" o:spid="_x0000_s1026" type="#_x0000_t32" style="position:absolute;margin-left:145.4pt;margin-top:77.65pt;width:79.95pt;height:69.2pt;flip:x;z-index:251679744;visibility:visible;mso-wrap-style:square;mso-width-percent:0;mso-height-percent:0;mso-wrap-distance-left:9pt;mso-wrap-distance-top:0;mso-wrap-distance-right:9pt;mso-wrap-distance-bottom:0;mso-position-horizontal:absolute;mso-position-horizontal-relative:text;mso-position-vertical:absolute;mso-position-vertical-relative:text;mso-width-percent:0;mso-height-percent:0;mso-width-relative:margin;mso-height-relative:margin" o:gfxdata="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" strokecolor="#4ea72e [3209]" strokeweight="1pt">
                 <v:stroke endarrow="block" joinstyle="miter"/>
               </v:shape>
             </w:pict>
@@ -831,7 +831,7 @@
           </mc:Choice>
           <mc:Fallback>
             <w:pict>
-              <v:rect w14:anchorId="7E628FD8" id="Rectangle 20" o:spid="_x0000_s1026" style="position:absolute;margin-left:87.2pt;margin-top:147.9pt;width:71.65pt;height:41.65pt;z-index:251680768;visibility:visible;mso-wrap-style:square;mso-wrap-distance-left:9pt;mso-wrap-distance-top:0;mso-wrap-distance-right:9pt;mso-wrap-distance-bottom:0;mso-position-horizontal:absolute;mso-position-horizontal-relative:text;mso-position-vertical:absolute;mso-position-vertical-relative:text;v-text-anchor:middle" o:gfxdata="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" fillcolor="#156082 [3204]" strokecolor="#030e13 [484]" strokeweight="1.5pt"/>
+              <v:rect w14:anchorId="628D5BD5" id="Rectangle 20" o:spid="_x0000_s1026" style="position:absolute;margin-left:87.2pt;margin-top:147.9pt;width:71.65pt;height:41.65pt;z-index:251680768;visibility:visible;mso-wrap-style:square;mso-wrap-distance-left:9pt;mso-wrap-distance-top:0;mso-wrap-distance-right:9pt;mso-wrap-distance-bottom:0;mso-position-horizontal:absolute;mso-position-horizontal-relative:text;mso-position-vertical:absolute;mso-position-vertical-relative:text;v-text-anchor:middle" o:gfxdata="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" fillcolor="#156082 [3204]" strokecolor="#030e13 [484]" strokeweight="1.5pt"/>
             </w:pict>
           </mc:Fallback>
         </mc:AlternateContent>
@@ -978,7 +978,7 @@
           </mc:Choice>
           <mc:Fallback>
             <w:pict>
-              <v:rect w14:anchorId="0387CD9E" id="Rectangle 17" o:spid="_x0000_s1026" style="position:absolute;margin-left:62.8pt;margin-top:134.1pt;width:410.8pt;height:132.7pt;z-index:251677696;visibility:visible;mso-wrap-style:square;mso-wrap-distance-left:9pt;mso-wrap-distance-top:0;mso-wrap-distance-right:9pt;mso-wrap-distance-bottom:0;mso-position-horizontal:absolute;mso-position-horizontal-relative:text;mso-position-vertical:absolute;mso-position-vertical-relative:text;v-text-anchor:middle" o:gfxdata="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" fillcolor="#156082 [3204]" strokecolor="#030e13 [484]" strokeweight="1.5pt"/>
+              <v:rect w14:anchorId="3EBDE2AE" id="Rectangle 17" o:spid="_x0000_s1026" style="position:absolute;margin-left:62.8pt;margin-top:134.1pt;width:410.8pt;height:132.7pt;z-index:251677696;visibility:visible;mso-wrap-style:square;mso-wrap-distance-left:9pt;mso-wrap-distance-top:0;mso-wrap-distance-right:9pt;mso-wrap-distance-bottom:0;mso-position-horizontal:absolute;mso-position-horizontal-relative:text;mso-position-vertical:absolute;mso-position-vertical-relative:text;v-text-anchor:middle" o:gfxdata="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" fillcolor="#156082 [3204]" strokecolor="#030e13 [484]" strokeweight="1.5pt"/>
             </w:pict>
           </mc:Fallback>
         </mc:AlternateContent>
@@ -1147,7 +1147,7 @@
           </mc:Choice>
           <mc:Fallback>
             <w:pict>
-              <v:shape w14:anchorId="307B8431" id="Straight Arrow Connector 15" o:spid="_x0000_s1026" type="#_x0000_t32" style="position:absolute;margin-left:27.9pt;margin-top:110.1pt;width:39.9pt;height:62.8pt;flip:y;z-index:251675648;visibility:visible;mso-wrap-style:square;mso-wrap-distance-left:9pt;mso-wrap-distance-top:0;mso-wrap-distance-right:9pt;mso-wrap-distance-bottom:0;mso-position-horizontal:absolute;mso-position-horizontal-relative:text;mso-position-vertical:absolute;mso-position-vertical-relative:text" o:gfxdata="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" strokecolor="#4ea72e [3209]" strokeweight="1pt">
+              <v:shape w14:anchorId="5783BD8E" id="Straight Arrow Connector 15" o:spid="_x0000_s1026" type="#_x0000_t32" style="position:absolute;margin-left:27.9pt;margin-top:110.1pt;width:39.9pt;height:62.8pt;flip:y;z-index:251675648;visibility:visible;mso-wrap-style:square;mso-wrap-distance-left:9pt;mso-wrap-distance-top:0;mso-wrap-distance-right:9pt;mso-wrap-distance-bottom:0;mso-position-horizontal:absolute;mso-position-horizontal-relative:text;mso-position-vertical:absolute;mso-position-vertical-relative:text" o:gfxdata="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" strokecolor="#4ea72e [3209]" strokeweight="1pt">
                 <v:stroke endarrow="block" joinstyle="miter"/>
               </v:shape>
             </w:pict>
@@ -1302,9 +1302,11 @@
                             <w:pPr>
                               <w:jc w:val="center"/>
                             </w:pPr>
+                            <w:proofErr w:type="spellStart"/>
                             <w:r>
                               <w:t>MetaInfo</w:t>
                             </w:r>
+                            <w:proofErr w:type="spellEnd"/>
                           </w:p>
                         </w:txbxContent>
                       </wps:txbx>
@@ -1329,9 +1331,11 @@
                       <w:pPr>
                         <w:jc w:val="center"/>
                       </w:pPr>
+                      <w:proofErr w:type="spellStart"/>
                       <w:r>
                         <w:t>MetaInfo</w:t>
                       </w:r>
+                      <w:proofErr w:type="spellEnd"/>
                     </w:p>
                   </w:txbxContent>
                 </v:textbox>
@@ -1598,7 +1602,7 @@
           </mc:Choice>
           <mc:Fallback>
             <w:pict>
-              <v:rect w14:anchorId="032B726C" id="Rectangle 4" o:spid="_x0000_s1026" style="position:absolute;margin-left:213.2pt;margin-top:-60.7pt;width:107.25pt;height:109.7pt;z-index:251662336;visibility:visible;mso-wrap-style:square;mso-height-percent:0;mso-wrap-distance-left:9pt;mso-wrap-distance-top:0;mso-wrap-distance-right:9pt;mso-wrap-distance-bottom:0;mso-position-horizontal:absolute;mso-position-horizontal-relative:text;mso-position-vertical:absolute;mso-position-vertical-relative:text;mso-height-percent:0;mso-height-relative:margin;v-text-anchor:middle" o:gfxdata="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" fillcolor="#156082 [3204]" strokecolor="#030e13 [484]" strokeweight="1.5pt"/>
+              <v:rect w14:anchorId="08960099" id="Rectangle 4" o:spid="_x0000_s1026" style="position:absolute;margin-left:213.2pt;margin-top:-60.7pt;width:107.25pt;height:109.7pt;z-index:251662336;visibility:visible;mso-wrap-style:square;mso-height-percent:0;mso-wrap-distance-left:9pt;mso-wrap-distance-top:0;mso-wrap-distance-right:9pt;mso-wrap-distance-bottom:0;mso-position-horizontal:absolute;mso-position-horizontal-relative:text;mso-position-vertical:absolute;mso-position-vertical-relative:text;mso-height-percent:0;mso-height-relative:margin;v-text-anchor:middle" o:gfxdata="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" fillcolor="#156082 [3204]" strokecolor="#030e13 [484]" strokeweight="1.5pt"/>
             </w:pict>
           </mc:Fallback>
         </mc:AlternateContent>
@@ -1672,7 +1676,7 @@
           </mc:Choice>
           <mc:Fallback>
             <w:pict>
-              <v:rect w14:anchorId="09AF0DAC" id="Rectangle 6" o:spid="_x0000_s1026" style="position:absolute;margin-left:31.75pt;margin-top:88.6pt;width:459.5pt;height:188.45pt;z-index:251664384;visibility:visible;mso-wrap-style:square;mso-width-percent:0;mso-height-percent:0;mso-wrap-distance-left:9pt;mso-wrap-distance-top:0;mso-wrap-distance-right:9pt;mso-wrap-distance-bottom:0;mso-position-horizontal:absolute;mso-position-horizontal-relative:text;mso-position-vertical:absolute;mso-position-vertical-relative:text;mso-width-percent:0;mso-height-percent:0;mso-width-relative:margin;mso-height-relative:margin;v-text-anchor:middle" o:gfxdata="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" fillcolor="#156082 [3204]" strokecolor="#030e13 [484]" strokeweight="1.5pt"/>
+              <v:rect w14:anchorId="766E4309" id="Rectangle 6" o:spid="_x0000_s1026" style="position:absolute;margin-left:31.75pt;margin-top:88.6pt;width:459.5pt;height:188.45pt;z-index:251664384;visibility:visible;mso-wrap-style:square;mso-width-percent:0;mso-height-percent:0;mso-wrap-distance-left:9pt;mso-wrap-distance-top:0;mso-wrap-distance-right:9pt;mso-wrap-distance-bottom:0;mso-position-horizontal:absolute;mso-position-horizontal-relative:text;mso-position-vertical:absolute;mso-position-vertical-relative:text;mso-width-percent:0;mso-height-percent:0;mso-width-relative:margin;mso-height-relative:margin;v-text-anchor:middle" o:gfxdata="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" fillcolor="#156082 [3204]" strokecolor="#030e13 [484]" strokeweight="1.5pt"/>
             </w:pict>
           </mc:Fallback>
         </mc:AlternateContent>
@@ -1821,7 +1825,7 @@
           </mc:Choice>
           <mc:Fallback>
             <w:pict>
-              <v:shape w14:anchorId="0D08EE82" id="Straight Arrow Connector 2" o:spid="_x0000_s1026" type="#_x0000_t32" style="position:absolute;margin-left:111.2pt;margin-top:5.3pt;width:94.6pt;height:.7pt;flip:y;z-index:251660288;visibility:visible;mso-wrap-style:square;mso-wrap-distance-left:9pt;mso-wrap-distance-top:0;mso-wrap-distance-right:9pt;mso-wrap-distance-bottom:0;mso-position-horizontal:absolute;mso-position-horizontal-relative:text;mso-position-vertical:absolute;mso-position-vertical-relative:text" o:gfxdata="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" strokecolor="#156082 [3204]" strokeweight="1.5pt">
+              <v:shape w14:anchorId="3FD74A1E" id="Straight Arrow Connector 2" o:spid="_x0000_s1026" type="#_x0000_t32" style="position:absolute;margin-left:111.2pt;margin-top:5.3pt;width:94.6pt;height:.7pt;flip:y;z-index:251660288;visibility:visible;mso-wrap-style:square;mso-wrap-distance-left:9pt;mso-wrap-distance-top:0;mso-wrap-distance-right:9pt;mso-wrap-distance-bottom:0;mso-position-horizontal:absolute;mso-position-horizontal-relative:text;mso-position-vertical:absolute;mso-position-vertical-relative:text" o:gfxdata="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" strokecolor="#156082 [3204]" strokeweight="1.5pt">
                 <v:stroke endarrow="block" joinstyle="miter"/>
               </v:shape>
             </w:pict>
@@ -1891,13 +1895,355 @@
           </mc:Choice>
           <mc:Fallback>
             <w:pict>
-              <v:rect w14:anchorId="23502312" id="Rectangle 1" o:spid="_x0000_s1026" style="position:absolute;margin-left:6pt;margin-top:-29.3pt;width:97.4pt;height:69.2pt;z-index:251659264;visibility:visible;mso-wrap-style:square;mso-wrap-distance-left:9pt;mso-wrap-distance-top:0;mso-wrap-distance-right:9pt;mso-wrap-distance-bottom:0;mso-position-horizontal:absolute;mso-position-horizontal-relative:text;mso-position-vertical:absolute;mso-position-vertical-relative:text;v-text-anchor:middle" o:gfxdata="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" fillcolor="#156082 [3204]" strokecolor="#030e13 [484]" strokeweight="1.5pt"/>
+              <v:rect w14:anchorId="625BBF9A" id="Rectangle 1" o:spid="_x0000_s1026" style="position:absolute;margin-left:6pt;margin-top:-29.3pt;width:97.4pt;height:69.2pt;z-index:251659264;visibility:visible;mso-wrap-style:square;mso-wrap-distance-left:9pt;mso-wrap-distance-top:0;mso-wrap-distance-right:9pt;mso-wrap-distance-bottom:0;mso-position-horizontal:absolute;mso-position-horizontal-relative:text;mso-position-vertical:absolute;mso-position-vertical-relative:text;v-text-anchor:middle" o:gfxdata="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" fillcolor="#156082 [3204]" strokecolor="#030e13 [484]" strokeweight="1.5pt"/>
             </w:pict>
           </mc:Fallback>
         </mc:AlternateContent>
       </w:r>
     </w:p>
     <w:p>
+      <w:r>
+        <w:rPr>
+          <w:noProof/>
+        </w:rPr>
+        <mc:AlternateContent>
+          <mc:Choice Requires="wps">
+            <w:drawing>
+              <wp:anchor distT="0" distB="0" distL="114300" distR="114300" simplePos="0" relativeHeight="251694080" behindDoc="0" locked="0" layoutInCell="1" allowOverlap="1" wp14:anchorId="4A739E67" wp14:editId="32810919">
+                <wp:simplePos x="0" y="0"/>
+                <wp:positionH relativeFrom="column">
+                  <wp:posOffset>264459</wp:posOffset>
+                </wp:positionH>
+                <wp:positionV relativeFrom="paragraph">
+                  <wp:posOffset>489959</wp:posOffset>
+                </wp:positionV>
+                <wp:extent cx="304800" cy="282089"/>
+                <wp:effectExtent l="38100" t="0" r="19050" b="60960"/>
+                <wp:wrapNone/>
+                <wp:docPr id="1256613224" name="Straight Arrow Connector 4"/>
+                <wp:cNvGraphicFramePr/>
+                <a:graphic xmlns:a="http://schemas.openxmlformats.org/drawingml/2006/main">
+                  <a:graphicData uri="http://schemas.microsoft.com/office/word/2010/wordprocessingShape">
+                    <wps:wsp>
+                      <wps:cNvCnPr/>
+                      <wps:spPr>
+                        <a:xfrm flipH="1">
+                          <a:off x="0" y="0"/>
+                          <a:ext cx="304800" cy="282089"/>
+                        </a:xfrm>
+                        <a:prstGeom prst="straightConnector1">
+                          <a:avLst/>
+                        </a:prstGeom>
+                        <a:ln>
+                          <a:tailEnd type="triangle"/>
+                        </a:ln>
+                      </wps:spPr>
+                      <wps:style>
+                        <a:lnRef idx="1">
+                          <a:schemeClr val="accent6"/>
+                        </a:lnRef>
+                        <a:fillRef idx="0">
+                          <a:schemeClr val="accent6"/>
+                        </a:fillRef>
+                        <a:effectRef idx="0">
+                          <a:schemeClr val="accent6"/>
+                        </a:effectRef>
+                        <a:fontRef idx="minor">
+                          <a:schemeClr val="tx1"/>
+                        </a:fontRef>
+                      </wps:style>
+                      <wps:bodyPr/>
+                    </wps:wsp>
+                  </a:graphicData>
+                </a:graphic>
+              </wp:anchor>
+            </w:drawing>
+          </mc:Choice>
+          <mc:Fallback>
+            <w:pict>
+              <v:shape w14:anchorId="4EE08B7C" id="Straight Arrow Connector 4" o:spid="_x0000_s1026" type="#_x0000_t32" style="position:absolute;margin-left:20.8pt;margin-top:38.6pt;width:24pt;height:22.2pt;flip:x;z-index:251694080;visibility:visible;mso-wrap-style:square;mso-wrap-distance-left:9pt;mso-wrap-distance-top:0;mso-wrap-distance-right:9pt;mso-wrap-distance-bottom:0;mso-position-horizontal:absolute;mso-position-horizontal-relative:text;mso-position-vertical:absolute;mso-position-vertical-relative:text" o:gfxdata="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" strokecolor="#4ea72e [3209]" strokeweight="1pt">
+                <v:stroke endarrow="block" joinstyle="miter"/>
+              </v:shape>
+            </w:pict>
+          </mc:Fallback>
+        </mc:AlternateContent>
+      </w:r>
+      <w:r>
+        <w:rPr>
+          <w:noProof/>
+        </w:rPr>
+        <mc:AlternateContent>
+          <mc:Choice Requires="wps">
+            <w:drawing>
+              <wp:anchor distT="0" distB="0" distL="114300" distR="114300" simplePos="0" relativeHeight="251693056" behindDoc="0" locked="0" layoutInCell="1" allowOverlap="1" wp14:anchorId="2357BBD2" wp14:editId="5407D7DD">
+                <wp:simplePos x="0" y="0"/>
+                <wp:positionH relativeFrom="column">
+                  <wp:posOffset>-820271</wp:posOffset>
+                </wp:positionH>
+                <wp:positionV relativeFrom="paragraph">
+                  <wp:posOffset>705111</wp:posOffset>
+                </wp:positionV>
+                <wp:extent cx="1066800" cy="470648"/>
+                <wp:effectExtent l="0" t="0" r="19050" b="24765"/>
+                <wp:wrapNone/>
+                <wp:docPr id="516009532" name="Text Box 2"/>
+                <wp:cNvGraphicFramePr/>
+                <a:graphic xmlns:a="http://schemas.openxmlformats.org/drawingml/2006/main">
+                  <a:graphicData uri="http://schemas.microsoft.com/office/word/2010/wordprocessingShape">
+                    <wps:wsp>
+                      <wps:cNvSpPr txBox="1"/>
+                      <wps:spPr>
+                        <a:xfrm>
+                          <a:off x="0" y="0"/>
+                          <a:ext cx="1066800" cy="470648"/>
+                        </a:xfrm>
+                        <a:prstGeom prst="rect">
+                          <a:avLst/>
+                        </a:prstGeom>
+                        <a:solidFill>
+                          <a:schemeClr val="lt1"/>
+                        </a:solidFill>
+                        <a:ln w="6350">
+                          <a:solidFill>
+                            <a:prstClr val="black"/>
+                          </a:solidFill>
+                        </a:ln>
+                      </wps:spPr>
+                      <wps:txbx>
+                        <w:txbxContent>
+                          <w:p>
+                            <w:proofErr w:type="gramStart"/>
+                            <w:r>
+                              <w:t>*.</w:t>
+                            </w:r>
+                            <w:proofErr w:type="spellStart"/>
+                            <w:r>
+                              <w:t>runtimeconfig</w:t>
+                            </w:r>
+                            <w:proofErr w:type="gramEnd"/>
+                            <w:r>
+                              <w:t>.json</w:t>
+                            </w:r>
+                            <w:proofErr w:type="spellEnd"/>
+                          </w:p>
+                        </w:txbxContent>
+                      </wps:txbx>
+                      <wps:bodyPr rot="0" spcFirstLastPara="0" vertOverflow="overflow" horzOverflow="overflow" vert="horz" wrap="square" lIns="91440" tIns="45720" rIns="91440" bIns="45720" numCol="1" spcCol="0" rtlCol="0" fromWordArt="0" anchor="t" anchorCtr="0" forceAA="0" compatLnSpc="1">
+                        <a:prstTxWarp prst="textNoShape">
+                          <a:avLst/>
+                        </a:prstTxWarp>
+                        <a:noAutofit/>
+                      </wps:bodyPr>
+                    </wps:wsp>
+                  </a:graphicData>
+                </a:graphic>
+                <wp14:sizeRelH relativeFrom="margin">
+                  <wp14:pctWidth>0</wp14:pctWidth>
+                </wp14:sizeRelH>
+                <wp14:sizeRelV relativeFrom="margin">
+                  <wp14:pctHeight>0</wp14:pctHeight>
+                </wp14:sizeRelV>
+              </wp:anchor>
+            </w:drawing>
+          </mc:Choice>
+          <mc:Fallback>
+            <w:pict>
+              <v:shape w14:anchorId="2357BBD2" id="Text Box 2" o:spid="_x0000_s1038" type="#_x0000_t202" style="position:absolute;margin-left:-64.6pt;margin-top:55.5pt;width:84pt;height:37.05pt;z-index:251693056;visibility:visible;mso-wrap-style:square;mso-width-percent:0;mso-height-percent:0;mso-wrap-distance-left:9pt;mso-wrap-distance-top:0;mso-wrap-distance-right:9pt;mso-wrap-distance-bottom:0;mso-position-horizontal:absolute;mso-position-horizontal-relative:text;mso-position-vertical:absolute;mso-position-vertical-relative:text;mso-width-percent:0;mso-height-percent:0;mso-width-relative:margin;mso-height-relative:margin;v-text-anchor:top" o:gfxdata="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" fillcolor="white [3201]" strokeweight=".5pt">
+                <v:textbox>
+                  <w:txbxContent>
+                    <w:p>
+                      <w:proofErr w:type="gramStart"/>
+                      <w:r>
+                        <w:t>*.</w:t>
+                      </w:r>
+                      <w:proofErr w:type="spellStart"/>
+                      <w:r>
+                        <w:t>runtimeconfig</w:t>
+                      </w:r>
+                      <w:proofErr w:type="gramEnd"/>
+                      <w:r>
+                        <w:t>.json</w:t>
+                      </w:r>
+                      <w:proofErr w:type="spellEnd"/>
+                    </w:p>
+                  </w:txbxContent>
+                </v:textbox>
+              </v:shape>
+            </w:pict>
+          </mc:Fallback>
+        </mc:AlternateContent>
+      </w:r>
+      <w:r>
+        <w:rPr>
+          <w:noProof/>
+        </w:rPr>
+        <mc:AlternateContent>
+          <mc:Choice Requires="wps">
+            <w:drawing>
+              <wp:anchor distT="0" distB="0" distL="114300" distR="114300" simplePos="0" relativeHeight="251691008" behindDoc="0" locked="0" layoutInCell="1" allowOverlap="1" wp14:anchorId="1B778B5C" wp14:editId="0CFCF1DF">
+                <wp:simplePos x="0" y="0"/>
+                <wp:positionH relativeFrom="column">
+                  <wp:posOffset>237565</wp:posOffset>
+                </wp:positionH>
+                <wp:positionV relativeFrom="paragraph">
+                  <wp:posOffset>485476</wp:posOffset>
+                </wp:positionV>
+                <wp:extent cx="342489" cy="17930"/>
+                <wp:effectExtent l="38100" t="57150" r="0" b="96520"/>
+                <wp:wrapNone/>
+                <wp:docPr id="1580595705" name="Straight Arrow Connector 3"/>
+                <wp:cNvGraphicFramePr/>
+                <a:graphic xmlns:a="http://schemas.openxmlformats.org/drawingml/2006/main">
+                  <a:graphicData uri="http://schemas.microsoft.com/office/word/2010/wordprocessingShape">
+                    <wps:wsp>
+                      <wps:cNvCnPr/>
+                      <wps:spPr>
+                        <a:xfrm flipH="1">
+                          <a:off x="0" y="0"/>
+                          <a:ext cx="342489" cy="17930"/>
+                        </a:xfrm>
+                        <a:prstGeom prst="straightConnector1">
+                          <a:avLst/>
+                        </a:prstGeom>
+                        <a:ln>
+                          <a:tailEnd type="triangle"/>
+                        </a:ln>
+                      </wps:spPr>
+                      <wps:style>
+                        <a:lnRef idx="1">
+                          <a:schemeClr val="accent6"/>
+                        </a:lnRef>
+                        <a:fillRef idx="0">
+                          <a:schemeClr val="accent6"/>
+                        </a:fillRef>
+                        <a:effectRef idx="0">
+                          <a:schemeClr val="accent6"/>
+                        </a:effectRef>
+                        <a:fontRef idx="minor">
+                          <a:schemeClr val="tx1"/>
+                        </a:fontRef>
+                      </wps:style>
+                      <wps:bodyPr/>
+                    </wps:wsp>
+                  </a:graphicData>
+                </a:graphic>
+              </wp:anchor>
+            </w:drawing>
+          </mc:Choice>
+          <mc:Fallback>
+            <w:pict>
+              <v:shape w14:anchorId="0E80BA0B" id="Straight Arrow Connector 3" o:spid="_x0000_s1026" type="#_x0000_t32" style="position:absolute;margin-left:18.7pt;margin-top:38.25pt;width:26.95pt;height:1.4pt;flip:x;z-index:251691008;visibility:visible;mso-wrap-style:square;mso-wrap-distance-left:9pt;mso-wrap-distance-top:0;mso-wrap-distance-right:9pt;mso-wrap-distance-bottom:0;mso-position-horizontal:absolute;mso-position-horizontal-relative:text;mso-position-vertical:absolute;mso-position-vertical-relative:text" o:gfxdata="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" strokecolor="#4ea72e [3209]" strokeweight="1pt">
+                <v:stroke endarrow="block" joinstyle="miter"/>
+              </v:shape>
+            </w:pict>
+          </mc:Fallback>
+        </mc:AlternateContent>
+      </w:r>
+      <w:r>
+        <w:rPr>
+          <w:noProof/>
+        </w:rPr>
+        <mc:AlternateContent>
+          <mc:Choice Requires="wps">
+            <w:drawing>
+              <wp:anchor distT="0" distB="0" distL="114300" distR="114300" simplePos="0" relativeHeight="251689984" behindDoc="0" locked="0" layoutInCell="1" allowOverlap="1" wp14:anchorId="291B17A9" wp14:editId="1DCE2000">
+                <wp:simplePos x="0" y="0"/>
+                <wp:positionH relativeFrom="column">
+                  <wp:posOffset>-797859</wp:posOffset>
+                </wp:positionH>
+                <wp:positionV relativeFrom="paragraph">
+                  <wp:posOffset>355489</wp:posOffset>
+                </wp:positionV>
+                <wp:extent cx="1066800" cy="300318"/>
+                <wp:effectExtent l="0" t="0" r="19050" b="24130"/>
+                <wp:wrapNone/>
+                <wp:docPr id="1147009236" name="Text Box 2"/>
+                <wp:cNvGraphicFramePr/>
+                <a:graphic xmlns:a="http://schemas.openxmlformats.org/drawingml/2006/main">
+                  <a:graphicData uri="http://schemas.microsoft.com/office/word/2010/wordprocessingShape">
+                    <wps:wsp>
+                      <wps:cNvSpPr txBox="1"/>
+                      <wps:spPr>
+                        <a:xfrm>
+                          <a:off x="0" y="0"/>
+                          <a:ext cx="1066800" cy="300318"/>
+                        </a:xfrm>
+                        <a:prstGeom prst="rect">
+                          <a:avLst/>
+                        </a:prstGeom>
+                        <a:solidFill>
+                          <a:schemeClr val="lt1"/>
+                        </a:solidFill>
+                        <a:ln w="6350">
+                          <a:solidFill>
+                            <a:prstClr val="black"/>
+                          </a:solidFill>
+                        </a:ln>
+                      </wps:spPr>
+                      <wps:txbx>
+                        <w:txbxContent>
+                          <w:p>
+                            <w:proofErr w:type="gramStart"/>
+                            <w:r>
+                              <w:t>*.</w:t>
+                            </w:r>
+                            <w:proofErr w:type="spellStart"/>
+                            <w:r>
+                              <w:t>deps</w:t>
+                            </w:r>
+                            <w:proofErr w:type="gramEnd"/>
+                            <w:r>
+                              <w:t>.json</w:t>
+                            </w:r>
+                            <w:proofErr w:type="spellEnd"/>
+                          </w:p>
+                        </w:txbxContent>
+                      </wps:txbx>
+                      <wps:bodyPr rot="0" spcFirstLastPara="0" vertOverflow="overflow" horzOverflow="overflow" vert="horz" wrap="square" lIns="91440" tIns="45720" rIns="91440" bIns="45720" numCol="1" spcCol="0" rtlCol="0" fromWordArt="0" anchor="t" anchorCtr="0" forceAA="0" compatLnSpc="1">
+                        <a:prstTxWarp prst="textNoShape">
+                          <a:avLst/>
+                        </a:prstTxWarp>
+                        <a:noAutofit/>
+                      </wps:bodyPr>
+                    </wps:wsp>
+                  </a:graphicData>
+                </a:graphic>
+                <wp14:sizeRelH relativeFrom="margin">
+                  <wp14:pctWidth>0</wp14:pctWidth>
+                </wp14:sizeRelH>
+                <wp14:sizeRelV relativeFrom="margin">
+                  <wp14:pctHeight>0</wp14:pctHeight>
+                </wp14:sizeRelV>
+              </wp:anchor>
+            </w:drawing>
+          </mc:Choice>
+          <mc:Fallback>
+            <w:pict>
+              <v:shape w14:anchorId="291B17A9" id="_x0000_s1039" type="#_x0000_t202" style="position:absolute;margin-left:-62.8pt;margin-top:28pt;width:84pt;height:23.65pt;z-index:251689984;visibility:visible;mso-wrap-style:square;mso-width-percent:0;mso-height-percent:0;mso-wrap-distance-left:9pt;mso-wrap-distance-top:0;mso-wrap-distance-right:9pt;mso-wrap-distance-bottom:0;mso-position-horizontal:absolute;mso-position-horizontal-relative:text;mso-position-vertical:absolute;mso-position-vertical-relative:text;mso-width-percent:0;mso-height-percent:0;mso-width-relative:margin;mso-height-relative:margin;v-text-anchor:top" o:gfxdata="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" fillcolor="white [3201]" strokeweight=".5pt">
+                <v:textbox>
+                  <w:txbxContent>
+                    <w:p>
+                      <w:proofErr w:type="gramStart"/>
+                      <w:r>
+                        <w:t>*.</w:t>
+                      </w:r>
+                      <w:proofErr w:type="spellStart"/>
+                      <w:r>
+                        <w:t>deps</w:t>
+                      </w:r>
+                      <w:proofErr w:type="gramEnd"/>
+                      <w:r>
+                        <w:t>.json</w:t>
+                      </w:r>
+                      <w:proofErr w:type="spellEnd"/>
+                    </w:p>
+                  </w:txbxContent>
+                </v:textbox>
+              </v:shape>
+            </w:pict>
+          </mc:Fallback>
+        </mc:AlternateContent>
+      </w:r>
       <w:r>
         <w:rPr>
           <w:noProof/>
@@ -1982,7 +2328,7 @@
           </mc:Choice>
           <mc:Fallback>
             <w:pict>
-              <v:rect w14:anchorId="17264B09" id="Rectangle 13" o:spid="_x0000_s1038" style="position:absolute;margin-left:-61.75pt;margin-top:130.65pt;width:87.9pt;height:26.8pt;z-index:251673600;visibility:visible;mso-wrap-style:square;mso-width-percent:0;mso-wrap-distance-left:9pt;mso-wrap-distance-top:0;mso-wrap-distance-right:9pt;mso-wrap-distance-bottom:0;mso-position-horizontal:absolute;mso-position-horizontal-relative:text;mso-position-vertical:absolute;mso-position-vertical-relative:text;mso-width-percent:0;mso-width-relative:margin;v-text-anchor:middle" o:gfxdata="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" fillcolor="#156082 [3204]" strokecolor="#030e13 [484]" strokeweight="1.5pt">
+              <v:rect w14:anchorId="17264B09" id="Rectangle 13" o:spid="_x0000_s1040" style="position:absolute;margin-left:-61.75pt;margin-top:130.65pt;width:87.9pt;height:26.8pt;z-index:251673600;visibility:visible;mso-wrap-style:square;mso-width-percent:0;mso-wrap-distance-left:9pt;mso-wrap-distance-top:0;mso-wrap-distance-right:9pt;mso-wrap-distance-bottom:0;mso-position-horizontal:absolute;mso-position-horizontal-relative:text;mso-position-vertical:absolute;mso-position-vertical-relative:text;mso-width-percent:0;mso-width-relative:margin;v-text-anchor:middle" o:gfxdata="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" fillcolor="#156082 [3204]" strokecolor="#030e13 [484]" strokeweight="1.5pt">
                 <v:textbox>
                   <w:txbxContent>
                     <w:p>
@@ -2071,7 +2417,7 @@
           </mc:Choice>
           <mc:Fallback>
             <w:pict>
-              <v:shape w14:anchorId="2CEB7A27" id="Straight Arrow Connector 12" o:spid="_x0000_s1026" type="#_x0000_t32" style="position:absolute;margin-left:12pt;margin-top:41.4pt;width:33.85pt;height:85.4pt;flip:x;z-index:251672576;visibility:visible;mso-wrap-style:square;mso-width-percent:0;mso-height-percent:0;mso-wrap-distance-left:9pt;mso-wrap-distance-top:0;mso-wrap-distance-right:9pt;mso-wrap-distance-bottom:0;mso-position-horizontal:absolute;mso-position-horizontal-relative:text;mso-position-vertical:absolute;mso-position-vertical-relative:text;mso-width-percent:0;mso-height-percent:0;mso-width-relative:margin;mso-height-relative:margin" o:gfxdata="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" strokecolor="#4ea72e [3209]" strokeweight="1pt">
+              <v:shape w14:anchorId="202FC126" id="Straight Arrow Connector 12" o:spid="_x0000_s1026" type="#_x0000_t32" style="position:absolute;margin-left:12pt;margin-top:41.4pt;width:33.85pt;height:85.4pt;flip:x;z-index:251672576;visibility:visible;mso-wrap-style:square;mso-width-percent:0;mso-height-percent:0;mso-wrap-distance-left:9pt;mso-wrap-distance-top:0;mso-wrap-distance-right:9pt;mso-wrap-distance-bottom:0;mso-position-horizontal:absolute;mso-position-horizontal-relative:text;mso-position-vertical:absolute;mso-position-vertical-relative:text;mso-width-percent:0;mso-height-percent:0;mso-width-relative:margin;mso-height-relative:margin" o:gfxdata="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" strokecolor="#4ea72e [3209]" strokeweight="1pt">
                 <v:stroke endarrow="block" joinstyle="miter"/>
               </v:shape>
             </w:pict>
@@ -2162,7 +2508,7 @@
           </mc:Choice>
           <mc:Fallback>
             <w:pict>
-              <v:rect w14:anchorId="6069BE47" id="Rectangle 1" o:spid="_x0000_s1039" style="position:absolute;margin-left:46.6pt;margin-top:22pt;width:111.15pt;height:38.8pt;z-index:251688960;visibility:visible;mso-wrap-style:square;mso-width-percent:0;mso-height-percent:0;mso-wrap-distance-left:9pt;mso-wrap-distance-top:0;mso-wrap-distance-right:9pt;mso-wrap-distance-bottom:0;mso-position-horizontal:absolute;mso-position-horizontal-relative:text;mso-position-vertical:absolute;mso-position-vertical-relative:text;mso-width-percent:0;mso-height-percent:0;mso-width-relative:margin;mso-height-relative:margin;v-text-anchor:middle" o:gfxdata="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" fillcolor="#156082 [3204]" strokecolor="#030e13 [484]" strokeweight="1.5pt">
+              <v:rect w14:anchorId="6069BE47" id="Rectangle 1" o:spid="_x0000_s1041" style="position:absolute;margin-left:46.6pt;margin-top:22pt;width:111.15pt;height:38.8pt;z-index:251688960;visibility:visible;mso-wrap-style:square;mso-width-percent:0;mso-height-percent:0;mso-wrap-distance-left:9pt;mso-wrap-distance-top:0;mso-wrap-distance-right:9pt;mso-wrap-distance-bottom:0;mso-position-horizontal:absolute;mso-position-horizontal-relative:text;mso-position-vertical:absolute;mso-position-vertical-relative:text;mso-width-percent:0;mso-height-percent:0;mso-width-relative:margin;mso-height-relative:margin;v-text-anchor:middle" o:gfxdata="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" fillcolor="#156082 [3204]" strokecolor="#030e13 [484]" strokeweight="1.5pt">
                 <v:textbox>
                   <w:txbxContent>
                     <w:p>
@@ -2262,7 +2608,7 @@
           </mc:Choice>
           <mc:Fallback>
             <w:pict>
-              <v:shape w14:anchorId="7266C186" id="Text Box 5" o:spid="_x0000_s1040" type="#_x0000_t202" style="position:absolute;margin-left:199.05pt;margin-top:25.15pt;width:195.55pt;height:27.15pt;z-index:251663360;visibility:visible;mso-wrap-style:square;mso-width-percent:0;mso-wrap-distance-left:9pt;mso-wrap-distance-top:0;mso-wrap-distance-right:9pt;mso-wrap-distance-bottom:0;mso-position-horizontal:absolute;mso-position-horizontal-relative:text;mso-position-vertical:absolute;mso-position-vertical-relative:text;mso-width-percent:0;mso-width-relative:margin;v-text-anchor:top" o:gfxdata="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" fillcolor="white [3201]" strokeweight=".5pt">
+              <v:shape w14:anchorId="7266C186" id="Text Box 5" o:spid="_x0000_s1042" type="#_x0000_t202" style="position:absolute;margin-left:199.05pt;margin-top:25.15pt;width:195.55pt;height:27.15pt;z-index:251663360;visibility:visible;mso-wrap-style:square;mso-width-percent:0;mso-wrap-distance-left:9pt;mso-wrap-distance-top:0;mso-wrap-distance-right:9pt;mso-wrap-distance-bottom:0;mso-position-horizontal:absolute;mso-position-horizontal-relative:text;mso-position-vertical:absolute;mso-position-vertical-relative:text;mso-width-percent:0;mso-width-relative:margin;v-text-anchor:top" o:gfxdata="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" fillcolor="white [3201]" strokeweight=".5pt">
                 <v:textbox>
                   <w:txbxContent>
                     <w:p>
